--- a/3_course/zvit_lab1.docx
+++ b/3_course/zvit_lab1.docx
@@ -1267,7 +1267,7 @@
           <v:shape id="_x0000_i1026" type="#_x0000_t75" style="width:45.1pt;height:18.15pt" o:ole="">
             <v:imagedata r:id="rId8" o:title=""/>
           </v:shape>
-          <o:OLEObject Type="Embed" ProgID="Equation.DSMT4" ShapeID="_x0000_i1026" DrawAspect="Content" ObjectID="_1824750524" r:id="rId9"/>
+          <o:OLEObject Type="Embed" ProgID="Equation.DSMT4" ShapeID="_x0000_i1026" DrawAspect="Content" ObjectID="_1825063444" r:id="rId9"/>
         </w:object>
       </w:r>
     </w:p>
@@ -1547,10 +1547,10 @@
           <w:lang w:val="en-US"/>
         </w:rPr>
         <w:object w:dxaOrig="1440" w:dyaOrig="620" w14:anchorId="002EB978">
-          <v:shape id="_x0000_i1053" type="#_x0000_t75" style="width:1in;height:31.3pt" o:ole="">
+          <v:shape id="_x0000_i1027" type="#_x0000_t75" style="width:1in;height:31.3pt" o:ole="">
             <v:imagedata r:id="rId10" o:title=""/>
           </v:shape>
-          <o:OLEObject Type="Embed" ProgID="Equation.DSMT4" ShapeID="_x0000_i1053" DrawAspect="Content" ObjectID="_1824750525" r:id="rId11"/>
+          <o:OLEObject Type="Embed" ProgID="Equation.DSMT4" ShapeID="_x0000_i1027" DrawAspect="Content" ObjectID="_1825063445" r:id="rId11"/>
         </w:object>
       </w:r>
     </w:p>
@@ -1621,7 +1621,7 @@
           <v:shape id="_x0000_i1028" type="#_x0000_t75" style="width:40.7pt;height:18.15pt" o:ole="">
             <v:imagedata r:id="rId12" o:title=""/>
           </v:shape>
-          <o:OLEObject Type="Embed" ProgID="Equation.DSMT4" ShapeID="_x0000_i1028" DrawAspect="Content" ObjectID="_1824750526" r:id="rId13"/>
+          <o:OLEObject Type="Embed" ProgID="Equation.DSMT4" ShapeID="_x0000_i1028" DrawAspect="Content" ObjectID="_1825063446" r:id="rId13"/>
         </w:object>
       </w:r>
     </w:p>
@@ -1662,7 +1662,7 @@
           <v:shape id="_x0000_i1029" type="#_x0000_t75" style="width:63.25pt;height:31.3pt" o:ole="">
             <v:imagedata r:id="rId14" o:title=""/>
           </v:shape>
-          <o:OLEObject Type="Embed" ProgID="Equation.DSMT4" ShapeID="_x0000_i1029" DrawAspect="Content" ObjectID="_1824750527" r:id="rId15"/>
+          <o:OLEObject Type="Embed" ProgID="Equation.DSMT4" ShapeID="_x0000_i1029" DrawAspect="Content" ObjectID="_1825063447" r:id="rId15"/>
         </w:object>
       </w:r>
     </w:p>
@@ -1710,7 +1710,7 @@
           <v:shape id="_x0000_i1030" type="#_x0000_t75" style="width:13.15pt;height:18.15pt" o:ole="">
             <v:imagedata r:id="rId16" o:title=""/>
           </v:shape>
-          <o:OLEObject Type="Embed" ProgID="Equation.DSMT4" ShapeID="_x0000_i1030" DrawAspect="Content" ObjectID="_1824750528" r:id="rId17"/>
+          <o:OLEObject Type="Embed" ProgID="Equation.DSMT4" ShapeID="_x0000_i1030" DrawAspect="Content" ObjectID="_1825063448" r:id="rId17"/>
         </w:object>
       </w:r>
       <w:r>
@@ -1734,7 +1734,7 @@
           <v:shape id="_x0000_i1031" type="#_x0000_t75" style="width:6.9pt;height:13.15pt" o:ole="">
             <v:imagedata r:id="rId18" o:title=""/>
           </v:shape>
-          <o:OLEObject Type="Embed" ProgID="Equation.DSMT4" ShapeID="_x0000_i1031" DrawAspect="Content" ObjectID="_1824750529" r:id="rId19"/>
+          <o:OLEObject Type="Embed" ProgID="Equation.DSMT4" ShapeID="_x0000_i1031" DrawAspect="Content" ObjectID="_1825063449" r:id="rId19"/>
         </w:object>
       </w:r>
       <w:r>
@@ -1791,7 +1791,7 @@
           <v:shape id="_x0000_i1032" type="#_x0000_t75" style="width:38.2pt;height:31.3pt" o:ole="">
             <v:imagedata r:id="rId20" o:title=""/>
           </v:shape>
-          <o:OLEObject Type="Embed" ProgID="Equation.DSMT4" ShapeID="_x0000_i1032" DrawAspect="Content" ObjectID="_1824750530" r:id="rId21"/>
+          <o:OLEObject Type="Embed" ProgID="Equation.DSMT4" ShapeID="_x0000_i1032" DrawAspect="Content" ObjectID="_1825063450" r:id="rId21"/>
         </w:object>
       </w:r>
     </w:p>
@@ -1832,7 +1832,7 @@
           <v:shape id="_x0000_i1033" type="#_x0000_t75" style="width:62pt;height:25.05pt" o:ole="">
             <v:imagedata r:id="rId22" o:title=""/>
           </v:shape>
-          <o:OLEObject Type="Embed" ProgID="Equation.DSMT4" ShapeID="_x0000_i1033" DrawAspect="Content" ObjectID="_1824750531" r:id="rId23"/>
+          <o:OLEObject Type="Embed" ProgID="Equation.DSMT4" ShapeID="_x0000_i1033" DrawAspect="Content" ObjectID="_1825063451" r:id="rId23"/>
         </w:object>
       </w:r>
     </w:p>
@@ -1939,7 +1939,7 @@
           <v:shape id="_x0000_i1034" type="#_x0000_t75" style="width:40.7pt;height:18.15pt" o:ole="">
             <v:imagedata r:id="rId24" o:title=""/>
           </v:shape>
-          <o:OLEObject Type="Embed" ProgID="Equation.DSMT4" ShapeID="_x0000_i1034" DrawAspect="Content" ObjectID="_1824750532" r:id="rId25"/>
+          <o:OLEObject Type="Embed" ProgID="Equation.DSMT4" ShapeID="_x0000_i1034" DrawAspect="Content" ObjectID="_1825063452" r:id="rId25"/>
         </w:object>
       </w:r>
       <w:r>
@@ -1969,7 +1969,7 @@
           <v:shape id="_x0000_i1035" type="#_x0000_t75" style="width:70.1pt;height:31.3pt" o:ole="">
             <v:imagedata r:id="rId26" o:title=""/>
           </v:shape>
-          <o:OLEObject Type="Embed" ProgID="Equation.DSMT4" ShapeID="_x0000_i1035" DrawAspect="Content" ObjectID="_1824750533" r:id="rId27"/>
+          <o:OLEObject Type="Embed" ProgID="Equation.DSMT4" ShapeID="_x0000_i1035" DrawAspect="Content" ObjectID="_1825063453" r:id="rId27"/>
         </w:object>
       </w:r>
     </w:p>
@@ -1990,6 +1990,59 @@
           <w:szCs w:val="28"/>
         </w:rPr>
         <w:t>Площа гістограми = 1</w:t>
+      </w:r>
+    </w:p>
+    <w:p>
+      <w:pPr>
+        <w:spacing w:line="276" w:lineRule="auto"/>
+        <w:jc w:val="both"/>
+        <w:rPr>
+          <w:rFonts w:ascii="Times New Roman" w:hAnsi="Times New Roman" w:cs="Times New Roman"/>
+          <w:sz w:val="28"/>
+          <w:szCs w:val="28"/>
+        </w:rPr>
+      </w:pPr>
+      <w:r>
+        <w:rPr>
+          <w:rFonts w:ascii="Times New Roman" w:hAnsi="Times New Roman" w:cs="Times New Roman"/>
+          <w:sz w:val="28"/>
+          <w:szCs w:val="28"/>
+        </w:rPr>
+        <w:drawing>
+          <wp:inline distT="0" distB="0" distL="0" distR="0" wp14:anchorId="63EB592F" wp14:editId="21BA36FB">
+            <wp:extent cx="5731510" cy="2681605"/>
+            <wp:effectExtent l="0" t="0" r="2540" b="4445"/>
+            <wp:docPr id="2" name="Рисунок 2"/>
+            <wp:cNvGraphicFramePr>
+              <a:graphicFrameLocks xmlns:a="http://schemas.openxmlformats.org/drawingml/2006/main" noChangeAspect="1"/>
+            </wp:cNvGraphicFramePr>
+            <a:graphic xmlns:a="http://schemas.openxmlformats.org/drawingml/2006/main">
+              <a:graphicData uri="http://schemas.openxmlformats.org/drawingml/2006/picture">
+                <pic:pic xmlns:pic="http://schemas.openxmlformats.org/drawingml/2006/picture">
+                  <pic:nvPicPr>
+                    <pic:cNvPr id="1" name=""/>
+                    <pic:cNvPicPr/>
+                  </pic:nvPicPr>
+                  <pic:blipFill>
+                    <a:blip r:embed="rId28"/>
+                    <a:stretch>
+                      <a:fillRect/>
+                    </a:stretch>
+                  </pic:blipFill>
+                  <pic:spPr>
+                    <a:xfrm>
+                      <a:off x="0" y="0"/>
+                      <a:ext cx="5731510" cy="2681605"/>
+                    </a:xfrm>
+                    <a:prstGeom prst="rect">
+                      <a:avLst/>
+                    </a:prstGeom>
+                  </pic:spPr>
+                </pic:pic>
+              </a:graphicData>
+            </a:graphic>
+          </wp:inline>
+        </w:drawing>
       </w:r>
     </w:p>
     <w:p>
@@ -2054,9 +2107,9 @@
         </w:rPr>
         <w:object w:dxaOrig="680" w:dyaOrig="360" w14:anchorId="38775C42">
           <v:shape id="_x0000_i1036" type="#_x0000_t75" style="width:33.8pt;height:18.15pt" o:ole="">
-            <v:imagedata r:id="rId28" o:title=""/>
+            <v:imagedata r:id="rId29" o:title=""/>
           </v:shape>
-          <o:OLEObject Type="Embed" ProgID="Equation.DSMT4" ShapeID="_x0000_i1036" DrawAspect="Content" ObjectID="_1824750534" r:id="rId29"/>
+          <o:OLEObject Type="Embed" ProgID="Equation.DSMT4" ShapeID="_x0000_i1036" DrawAspect="Content" ObjectID="_1825063454" r:id="rId30"/>
         </w:object>
       </w:r>
       <w:r>
@@ -2085,9 +2138,9 @@
         </w:rPr>
         <w:object w:dxaOrig="720" w:dyaOrig="360" w14:anchorId="5D15A7D5">
           <v:shape id="_x0000_i1037" type="#_x0000_t75" style="width:36.3pt;height:18.15pt" o:ole="">
-            <v:imagedata r:id="rId30" o:title=""/>
+            <v:imagedata r:id="rId31" o:title=""/>
           </v:shape>
-          <o:OLEObject Type="Embed" ProgID="Equation.DSMT4" ShapeID="_x0000_i1037" DrawAspect="Content" ObjectID="_1824750535" r:id="rId31"/>
+          <o:OLEObject Type="Embed" ProgID="Equation.DSMT4" ShapeID="_x0000_i1037" DrawAspect="Content" ObjectID="_1825063455" r:id="rId32"/>
         </w:object>
       </w:r>
     </w:p>
@@ -2110,6 +2163,57 @@
     </w:p>
     <w:p>
       <w:pPr>
+        <w:rPr>
+          <w:rFonts w:ascii="Times New Roman" w:hAnsi="Times New Roman" w:cs="Times New Roman"/>
+          <w:sz w:val="28"/>
+          <w:szCs w:val="28"/>
+        </w:rPr>
+      </w:pPr>
+      <w:r>
+        <w:rPr>
+          <w:rFonts w:ascii="Times New Roman" w:hAnsi="Times New Roman" w:cs="Times New Roman"/>
+          <w:sz w:val="28"/>
+          <w:szCs w:val="28"/>
+        </w:rPr>
+        <w:drawing>
+          <wp:inline distT="0" distB="0" distL="0" distR="0" wp14:anchorId="593EFB18" wp14:editId="0C7FAD3D">
+            <wp:extent cx="5731510" cy="2636520"/>
+            <wp:effectExtent l="0" t="0" r="2540" b="0"/>
+            <wp:docPr id="4" name="Рисунок 4"/>
+            <wp:cNvGraphicFramePr>
+              <a:graphicFrameLocks xmlns:a="http://schemas.openxmlformats.org/drawingml/2006/main" noChangeAspect="1"/>
+            </wp:cNvGraphicFramePr>
+            <a:graphic xmlns:a="http://schemas.openxmlformats.org/drawingml/2006/main">
+              <a:graphicData uri="http://schemas.openxmlformats.org/drawingml/2006/picture">
+                <pic:pic xmlns:pic="http://schemas.openxmlformats.org/drawingml/2006/picture">
+                  <pic:nvPicPr>
+                    <pic:cNvPr id="1" name=""/>
+                    <pic:cNvPicPr/>
+                  </pic:nvPicPr>
+                  <pic:blipFill>
+                    <a:blip r:embed="rId33"/>
+                    <a:stretch>
+                      <a:fillRect/>
+                    </a:stretch>
+                  </pic:blipFill>
+                  <pic:spPr>
+                    <a:xfrm>
+                      <a:off x="0" y="0"/>
+                      <a:ext cx="5731510" cy="2636520"/>
+                    </a:xfrm>
+                    <a:prstGeom prst="rect">
+                      <a:avLst/>
+                    </a:prstGeom>
+                  </pic:spPr>
+                </pic:pic>
+              </a:graphicData>
+            </a:graphic>
+          </wp:inline>
+        </w:drawing>
+      </w:r>
+    </w:p>
+    <w:p>
+      <w:pPr>
         <w:pStyle w:val="1"/>
         <w:spacing w:line="276" w:lineRule="auto"/>
         <w:rPr>
@@ -2121,6 +2225,7 @@
         <w:rPr>
           <w:rFonts w:cs="Times New Roman"/>
         </w:rPr>
+        <w:lastRenderedPageBreak/>
         <w:t>5</w:t>
       </w:r>
       <w:r>
@@ -2177,9 +2282,9 @@
         </w:rPr>
         <w:object w:dxaOrig="279" w:dyaOrig="360" w14:anchorId="4696AB56">
           <v:shape id="_x0000_i1038" type="#_x0000_t75" style="width:13.75pt;height:18.15pt" o:ole="">
-            <v:imagedata r:id="rId32" o:title=""/>
+            <v:imagedata r:id="rId34" o:title=""/>
           </v:shape>
-          <o:OLEObject Type="Embed" ProgID="Equation.DSMT4" ShapeID="_x0000_i1038" DrawAspect="Content" ObjectID="_1824750536" r:id="rId33"/>
+          <o:OLEObject Type="Embed" ProgID="Equation.DSMT4" ShapeID="_x0000_i1038" DrawAspect="Content" ObjectID="_1825063456" r:id="rId35"/>
         </w:object>
       </w:r>
       <w:r>
@@ -2210,9 +2315,9 @@
         </w:rPr>
         <w:object w:dxaOrig="240" w:dyaOrig="360" w14:anchorId="3486934A">
           <v:shape id="_x0000_i1039" type="#_x0000_t75" style="width:11.9pt;height:18.15pt" o:ole="">
-            <v:imagedata r:id="rId34" o:title=""/>
+            <v:imagedata r:id="rId36" o:title=""/>
           </v:shape>
-          <o:OLEObject Type="Embed" ProgID="Equation.DSMT4" ShapeID="_x0000_i1039" DrawAspect="Content" ObjectID="_1824750537" r:id="rId35"/>
+          <o:OLEObject Type="Embed" ProgID="Equation.DSMT4" ShapeID="_x0000_i1039" DrawAspect="Content" ObjectID="_1825063457" r:id="rId37"/>
         </w:object>
       </w:r>
       <w:r>
@@ -2244,9 +2349,9 @@
         </w:rPr>
         <w:object w:dxaOrig="1320" w:dyaOrig="660" w14:anchorId="2601A730">
           <v:shape id="_x0000_i1040" type="#_x0000_t75" style="width:65.75pt;height:33.2pt" o:ole="">
-            <v:imagedata r:id="rId36" o:title=""/>
+            <v:imagedata r:id="rId38" o:title=""/>
           </v:shape>
-          <o:OLEObject Type="Embed" ProgID="Equation.DSMT4" ShapeID="_x0000_i1040" DrawAspect="Content" ObjectID="_1824750538" r:id="rId37"/>
+          <o:OLEObject Type="Embed" ProgID="Equation.DSMT4" ShapeID="_x0000_i1040" DrawAspect="Content" ObjectID="_1825063458" r:id="rId39"/>
         </w:object>
       </w:r>
     </w:p>
@@ -2267,6 +2372,59 @@
           <w:lang w:val="en-US"/>
         </w:rPr>
         <w:t>Показує, яка частка вибірки не перевищує певне значення.</w:t>
+      </w:r>
+    </w:p>
+    <w:p>
+      <w:pPr>
+        <w:rPr>
+          <w:rFonts w:ascii="Times New Roman" w:hAnsi="Times New Roman" w:cs="Times New Roman"/>
+          <w:sz w:val="28"/>
+          <w:szCs w:val="28"/>
+          <w:lang w:val="en-US"/>
+        </w:rPr>
+      </w:pPr>
+      <w:r>
+        <w:rPr>
+          <w:rFonts w:ascii="Times New Roman" w:hAnsi="Times New Roman" w:cs="Times New Roman"/>
+          <w:sz w:val="28"/>
+          <w:szCs w:val="28"/>
+          <w:lang w:val="en-US"/>
+        </w:rPr>
+        <w:drawing>
+          <wp:inline distT="0" distB="0" distL="0" distR="0" wp14:anchorId="2A522E06" wp14:editId="612E41CA">
+            <wp:extent cx="5731510" cy="2656840"/>
+            <wp:effectExtent l="0" t="0" r="2540" b="0"/>
+            <wp:docPr id="5" name="Рисунок 5"/>
+            <wp:cNvGraphicFramePr>
+              <a:graphicFrameLocks xmlns:a="http://schemas.openxmlformats.org/drawingml/2006/main" noChangeAspect="1"/>
+            </wp:cNvGraphicFramePr>
+            <a:graphic xmlns:a="http://schemas.openxmlformats.org/drawingml/2006/main">
+              <a:graphicData uri="http://schemas.openxmlformats.org/drawingml/2006/picture">
+                <pic:pic xmlns:pic="http://schemas.openxmlformats.org/drawingml/2006/picture">
+                  <pic:nvPicPr>
+                    <pic:cNvPr id="1" name=""/>
+                    <pic:cNvPicPr/>
+                  </pic:nvPicPr>
+                  <pic:blipFill>
+                    <a:blip r:embed="rId40"/>
+                    <a:stretch>
+                      <a:fillRect/>
+                    </a:stretch>
+                  </pic:blipFill>
+                  <pic:spPr>
+                    <a:xfrm>
+                      <a:off x="0" y="0"/>
+                      <a:ext cx="5731510" cy="2656840"/>
+                    </a:xfrm>
+                    <a:prstGeom prst="rect">
+                      <a:avLst/>
+                    </a:prstGeom>
+                  </pic:spPr>
+                </pic:pic>
+              </a:graphicData>
+            </a:graphic>
+          </wp:inline>
+        </w:drawing>
       </w:r>
     </w:p>
     <w:p>
@@ -2337,9 +2495,9 @@
         </w:rPr>
         <w:object w:dxaOrig="240" w:dyaOrig="360" w14:anchorId="6FCCF0C1">
           <v:shape id="_x0000_i1041" type="#_x0000_t75" style="width:11.9pt;height:18.15pt" o:ole="">
-            <v:imagedata r:id="rId38" o:title=""/>
+            <v:imagedata r:id="rId41" o:title=""/>
           </v:shape>
-          <o:OLEObject Type="Embed" ProgID="Equation.DSMT4" ShapeID="_x0000_i1041" DrawAspect="Content" ObjectID="_1824750539" r:id="rId39"/>
+          <o:OLEObject Type="Embed" ProgID="Equation.DSMT4" ShapeID="_x0000_i1041" DrawAspect="Content" ObjectID="_1825063459" r:id="rId42"/>
         </w:object>
       </w:r>
     </w:p>
@@ -2362,14 +2520,67 @@
         </w:rPr>
         <w:object w:dxaOrig="1800" w:dyaOrig="360" w14:anchorId="7B289894">
           <v:shape id="_x0000_i1042" type="#_x0000_t75" style="width:90.15pt;height:18.15pt" o:ole="">
-            <v:imagedata r:id="rId40" o:title=""/>
+            <v:imagedata r:id="rId43" o:title=""/>
           </v:shape>
-          <o:OLEObject Type="Embed" ProgID="Equation.DSMT4" ShapeID="_x0000_i1042" DrawAspect="Content" ObjectID="_1824750540" r:id="rId41"/>
+          <o:OLEObject Type="Embed" ProgID="Equation.DSMT4" ShapeID="_x0000_i1042" DrawAspect="Content" ObjectID="_1825063460" r:id="rId44"/>
         </w:object>
       </w:r>
     </w:p>
     <w:p>
       <w:pPr>
+        <w:rPr>
+          <w:rFonts w:ascii="Times New Roman" w:hAnsi="Times New Roman" w:cs="Times New Roman"/>
+          <w:sz w:val="28"/>
+          <w:szCs w:val="28"/>
+          <w:lang w:val="en-US"/>
+        </w:rPr>
+      </w:pPr>
+      <w:r>
+        <w:rPr>
+          <w:rFonts w:ascii="Times New Roman" w:hAnsi="Times New Roman" w:cs="Times New Roman"/>
+          <w:sz w:val="28"/>
+          <w:szCs w:val="28"/>
+          <w:lang w:val="en-US"/>
+        </w:rPr>
+        <w:drawing>
+          <wp:inline distT="0" distB="0" distL="0" distR="0" wp14:anchorId="3F4C3EA8" wp14:editId="6886C646">
+            <wp:extent cx="5731510" cy="2604135"/>
+            <wp:effectExtent l="0" t="0" r="2540" b="5715"/>
+            <wp:docPr id="6" name="Рисунок 6"/>
+            <wp:cNvGraphicFramePr>
+              <a:graphicFrameLocks xmlns:a="http://schemas.openxmlformats.org/drawingml/2006/main" noChangeAspect="1"/>
+            </wp:cNvGraphicFramePr>
+            <a:graphic xmlns:a="http://schemas.openxmlformats.org/drawingml/2006/main">
+              <a:graphicData uri="http://schemas.openxmlformats.org/drawingml/2006/picture">
+                <pic:pic xmlns:pic="http://schemas.openxmlformats.org/drawingml/2006/picture">
+                  <pic:nvPicPr>
+                    <pic:cNvPr id="1" name=""/>
+                    <pic:cNvPicPr/>
+                  </pic:nvPicPr>
+                  <pic:blipFill>
+                    <a:blip r:embed="rId45"/>
+                    <a:stretch>
+                      <a:fillRect/>
+                    </a:stretch>
+                  </pic:blipFill>
+                  <pic:spPr>
+                    <a:xfrm>
+                      <a:off x="0" y="0"/>
+                      <a:ext cx="5731510" cy="2604135"/>
+                    </a:xfrm>
+                    <a:prstGeom prst="rect">
+                      <a:avLst/>
+                    </a:prstGeom>
+                  </pic:spPr>
+                </pic:pic>
+              </a:graphicData>
+            </a:graphic>
+          </wp:inline>
+        </w:drawing>
+      </w:r>
+    </w:p>
+    <w:p>
+      <w:pPr>
         <w:pStyle w:val="1"/>
         <w:spacing w:line="276" w:lineRule="auto"/>
         <w:rPr>
@@ -2383,6 +2594,7 @@
           <w:rFonts w:cs="Times New Roman"/>
           <w:lang w:val="en-US"/>
         </w:rPr>
+        <w:lastRenderedPageBreak/>
         <w:t>7.</w:t>
       </w:r>
       <w:r>
@@ -2437,9 +2649,9 @@
         </w:rPr>
         <w:object w:dxaOrig="1900" w:dyaOrig="380" w14:anchorId="33657618">
           <v:shape id="_x0000_i1043" type="#_x0000_t75" style="width:95.15pt;height:18.8pt" o:ole="">
-            <v:imagedata r:id="rId42" o:title=""/>
+            <v:imagedata r:id="rId46" o:title=""/>
           </v:shape>
-          <o:OLEObject Type="Embed" ProgID="Equation.DSMT4" ShapeID="_x0000_i1043" DrawAspect="Content" ObjectID="_1824750541" r:id="rId43"/>
+          <o:OLEObject Type="Embed" ProgID="Equation.DSMT4" ShapeID="_x0000_i1043" DrawAspect="Content" ObjectID="_1825063461" r:id="rId47"/>
         </w:object>
       </w:r>
       <w:r>
@@ -2480,9 +2692,9 @@
         </w:rPr>
         <w:object w:dxaOrig="2280" w:dyaOrig="620" w14:anchorId="3C28552B">
           <v:shape id="_x0000_i1044" type="#_x0000_t75" style="width:113.95pt;height:31.3pt" o:ole="">
-            <v:imagedata r:id="rId44" o:title=""/>
+            <v:imagedata r:id="rId48" o:title=""/>
           </v:shape>
-          <o:OLEObject Type="Embed" ProgID="Equation.DSMT4" ShapeID="_x0000_i1044" DrawAspect="Content" ObjectID="_1824750542" r:id="rId45"/>
+          <o:OLEObject Type="Embed" ProgID="Equation.DSMT4" ShapeID="_x0000_i1044" DrawAspect="Content" ObjectID="_1825063462" r:id="rId49"/>
         </w:object>
       </w:r>
     </w:p>
@@ -2517,9 +2729,9 @@
         </w:rPr>
         <w:object w:dxaOrig="880" w:dyaOrig="360" w14:anchorId="500AF482">
           <v:shape id="_x0000_i1045" type="#_x0000_t75" style="width:43.85pt;height:18.15pt" o:ole="">
-            <v:imagedata r:id="rId46" o:title=""/>
+            <v:imagedata r:id="rId50" o:title=""/>
           </v:shape>
-          <o:OLEObject Type="Embed" ProgID="Equation.DSMT4" ShapeID="_x0000_i1045" DrawAspect="Content" ObjectID="_1824750543" r:id="rId47"/>
+          <o:OLEObject Type="Embed" ProgID="Equation.DSMT4" ShapeID="_x0000_i1045" DrawAspect="Content" ObjectID="_1825063463" r:id="rId51"/>
         </w:object>
       </w:r>
       <w:r>
@@ -2529,6 +2741,58 @@
         </w:rPr>
         <w:t>— індикаторна функція</w:t>
       </w:r>
+    </w:p>
+    <w:p>
+      <w:pPr>
+        <w:pStyle w:val="ad"/>
+        <w:rPr>
+          <w:sz w:val="28"/>
+          <w:szCs w:val="28"/>
+        </w:rPr>
+      </w:pPr>
+      <w:r>
+        <w:rPr>
+          <w:sz w:val="28"/>
+          <w:szCs w:val="28"/>
+        </w:rPr>
+        <w:drawing>
+          <wp:inline distT="0" distB="0" distL="0" distR="0" wp14:anchorId="0547E0B0" wp14:editId="1A532D0F">
+            <wp:extent cx="5731510" cy="2623185"/>
+            <wp:effectExtent l="0" t="0" r="2540" b="5715"/>
+            <wp:docPr id="7" name="Рисунок 7"/>
+            <wp:cNvGraphicFramePr>
+              <a:graphicFrameLocks xmlns:a="http://schemas.openxmlformats.org/drawingml/2006/main" noChangeAspect="1"/>
+            </wp:cNvGraphicFramePr>
+            <a:graphic xmlns:a="http://schemas.openxmlformats.org/drawingml/2006/main">
+              <a:graphicData uri="http://schemas.openxmlformats.org/drawingml/2006/picture">
+                <pic:pic xmlns:pic="http://schemas.openxmlformats.org/drawingml/2006/picture">
+                  <pic:nvPicPr>
+                    <pic:cNvPr id="1" name=""/>
+                    <pic:cNvPicPr/>
+                  </pic:nvPicPr>
+                  <pic:blipFill>
+                    <a:blip r:embed="rId52"/>
+                    <a:stretch>
+                      <a:fillRect/>
+                    </a:stretch>
+                  </pic:blipFill>
+                  <pic:spPr>
+                    <a:xfrm>
+                      <a:off x="0" y="0"/>
+                      <a:ext cx="5731510" cy="2623185"/>
+                    </a:xfrm>
+                    <a:prstGeom prst="rect">
+                      <a:avLst/>
+                    </a:prstGeom>
+                  </pic:spPr>
+                </pic:pic>
+              </a:graphicData>
+            </a:graphic>
+          </wp:inline>
+        </w:drawing>
+      </w:r>
+      <w:bookmarkStart w:id="7" w:name="_GoBack"/>
+      <w:bookmarkEnd w:id="7"/>
     </w:p>
     <w:p>
       <w:pPr>
@@ -2539,7 +2803,7 @@
           <w:szCs w:val="32"/>
         </w:rPr>
       </w:pPr>
-      <w:bookmarkStart w:id="7" w:name="_Toc213240138"/>
+      <w:bookmarkStart w:id="8" w:name="_Toc213240138"/>
       <w:r>
         <w:rPr>
           <w:rFonts w:cs="Times New Roman"/>
@@ -2627,9 +2891,9 @@
         </w:rPr>
         <w:object w:dxaOrig="1180" w:dyaOrig="320" w14:anchorId="4D18F3FB">
           <v:shape id="_x0000_i1046" type="#_x0000_t75" style="width:58.85pt;height:16.3pt" o:ole="">
-            <v:imagedata r:id="rId48" o:title=""/>
+            <v:imagedata r:id="rId53" o:title=""/>
           </v:shape>
-          <o:OLEObject Type="Embed" ProgID="Equation.DSMT4" ShapeID="_x0000_i1046" DrawAspect="Content" ObjectID="_1824750544" r:id="rId49"/>
+          <o:OLEObject Type="Embed" ProgID="Equation.DSMT4" ShapeID="_x0000_i1046" DrawAspect="Content" ObjectID="_1825063464" r:id="rId54"/>
         </w:object>
       </w:r>
     </w:p>
@@ -2669,9 +2933,9 @@
         </w:rPr>
         <w:object w:dxaOrig="820" w:dyaOrig="360" w14:anchorId="2FC0279F">
           <v:shape id="_x0000_i1047" type="#_x0000_t75" style="width:40.7pt;height:18.15pt" o:ole="">
-            <v:imagedata r:id="rId50" o:title=""/>
+            <v:imagedata r:id="rId55" o:title=""/>
           </v:shape>
-          <o:OLEObject Type="Embed" ProgID="Equation.DSMT4" ShapeID="_x0000_i1047" DrawAspect="Content" ObjectID="_1824750545" r:id="rId51"/>
+          <o:OLEObject Type="Embed" ProgID="Equation.DSMT4" ShapeID="_x0000_i1047" DrawAspect="Content" ObjectID="_1825063465" r:id="rId56"/>
         </w:object>
       </w:r>
       <w:r>
@@ -2718,9 +2982,9 @@
         </w:rPr>
         <w:object w:dxaOrig="1260" w:dyaOrig="620" w14:anchorId="05329830">
           <v:shape id="_x0000_i1048" type="#_x0000_t75" style="width:63.25pt;height:31.3pt" o:ole="">
-            <v:imagedata r:id="rId52" o:title=""/>
+            <v:imagedata r:id="rId57" o:title=""/>
           </v:shape>
-          <o:OLEObject Type="Embed" ProgID="Equation.DSMT4" ShapeID="_x0000_i1048" DrawAspect="Content" ObjectID="_1824750546" r:id="rId53"/>
+          <o:OLEObject Type="Embed" ProgID="Equation.DSMT4" ShapeID="_x0000_i1048" DrawAspect="Content" ObjectID="_1825063466" r:id="rId58"/>
         </w:object>
       </w:r>
     </w:p>
@@ -2752,9 +3016,9 @@
         </w:rPr>
         <w:object w:dxaOrig="240" w:dyaOrig="360" w14:anchorId="05E77982">
           <v:shape id="_x0000_i1049" type="#_x0000_t75" style="width:11.9pt;height:18.15pt" o:ole="">
-            <v:imagedata r:id="rId54" o:title=""/>
+            <v:imagedata r:id="rId59" o:title=""/>
           </v:shape>
-          <o:OLEObject Type="Embed" ProgID="Equation.DSMT4" ShapeID="_x0000_i1049" DrawAspect="Content" ObjectID="_1824750547" r:id="rId55"/>
+          <o:OLEObject Type="Embed" ProgID="Equation.DSMT4" ShapeID="_x0000_i1049" DrawAspect="Content" ObjectID="_1825063467" r:id="rId60"/>
         </w:object>
       </w:r>
     </w:p>
@@ -2792,9 +3056,9 @@
         </w:rPr>
         <w:object w:dxaOrig="760" w:dyaOrig="620" w14:anchorId="386EB4DD">
           <v:shape id="_x0000_i1050" type="#_x0000_t75" style="width:38.2pt;height:31.3pt" o:ole="">
-            <v:imagedata r:id="rId56" o:title=""/>
+            <v:imagedata r:id="rId61" o:title=""/>
           </v:shape>
-          <o:OLEObject Type="Embed" ProgID="Equation.DSMT4" ShapeID="_x0000_i1050" DrawAspect="Content" ObjectID="_1824750548" r:id="rId57"/>
+          <o:OLEObject Type="Embed" ProgID="Equation.DSMT4" ShapeID="_x0000_i1050" DrawAspect="Content" ObjectID="_1825063468" r:id="rId62"/>
         </w:object>
       </w:r>
     </w:p>
@@ -2832,9 +3096,9 @@
         </w:rPr>
         <w:object w:dxaOrig="2220" w:dyaOrig="780" w14:anchorId="629F8891">
           <v:shape id="_x0000_i1051" type="#_x0000_t75" style="width:110.8pt;height:38.8pt" o:ole="">
-            <v:imagedata r:id="rId58" o:title=""/>
+            <v:imagedata r:id="rId63" o:title=""/>
           </v:shape>
-          <o:OLEObject Type="Embed" ProgID="Equation.DSMT4" ShapeID="_x0000_i1051" DrawAspect="Content" ObjectID="_1824750549" r:id="rId59"/>
+          <o:OLEObject Type="Embed" ProgID="Equation.DSMT4" ShapeID="_x0000_i1051" DrawAspect="Content" ObjectID="_1825063469" r:id="rId64"/>
         </w:object>
       </w:r>
     </w:p>
@@ -2876,6 +3140,7 @@
       <w:r>
         <w:rPr>
           <w:rFonts w:cs="Times New Roman"/>
+          <w:noProof/>
           <w:lang w:val="en-US"/>
         </w:rPr>
         <w:drawing>
@@ -2894,7 +3159,7 @@
                     <pic:cNvPicPr/>
                   </pic:nvPicPr>
                   <pic:blipFill>
-                    <a:blip r:embed="rId60"/>
+                    <a:blip r:embed="rId65"/>
                     <a:stretch>
                       <a:fillRect/>
                     </a:stretch>
@@ -2955,7 +3220,7 @@
         </w:rPr>
         <w:t>. Висновки</w:t>
       </w:r>
-      <w:bookmarkEnd w:id="7"/>
+      <w:bookmarkEnd w:id="8"/>
     </w:p>
     <w:p>
       <w:pPr>
@@ -3058,10 +3323,10 @@
           <w:szCs w:val="28"/>
         </w:rPr>
         <w:object w:dxaOrig="240" w:dyaOrig="360" w14:anchorId="08E2E878">
-          <v:shape id="_x0000_i1085" type="#_x0000_t75" style="width:11.9pt;height:18.15pt" o:ole="">
-            <v:imagedata r:id="rId61" o:title=""/>
+          <v:shape id="_x0000_i1052" type="#_x0000_t75" style="width:11.9pt;height:18.15pt" o:ole="">
+            <v:imagedata r:id="rId66" o:title=""/>
           </v:shape>
-          <o:OLEObject Type="Embed" ProgID="Equation.DSMT4" ShapeID="_x0000_i1085" DrawAspect="Content" ObjectID="_1824750550" r:id="rId62"/>
+          <o:OLEObject Type="Embed" ProgID="Equation.DSMT4" ShapeID="_x0000_i1052" DrawAspect="Content" ObjectID="_1825063470" r:id="rId67"/>
         </w:object>
       </w:r>
       <w:r>
@@ -3097,10 +3362,10 @@
           <w:szCs w:val="28"/>
         </w:rPr>
         <w:object w:dxaOrig="279" w:dyaOrig="360" w14:anchorId="26C2511B">
-          <v:shape id="_x0000_i1086" type="#_x0000_t75" style="width:13.75pt;height:18.15pt" o:ole="">
-            <v:imagedata r:id="rId63" o:title=""/>
+          <v:shape id="_x0000_i1053" type="#_x0000_t75" style="width:13.75pt;height:18.15pt" o:ole="">
+            <v:imagedata r:id="rId68" o:title=""/>
           </v:shape>
-          <o:OLEObject Type="Embed" ProgID="Equation.DSMT4" ShapeID="_x0000_i1086" DrawAspect="Content" ObjectID="_1824750551" r:id="rId64"/>
+          <o:OLEObject Type="Embed" ProgID="Equation.DSMT4" ShapeID="_x0000_i1053" DrawAspect="Content" ObjectID="_1825063471" r:id="rId69"/>
         </w:object>
       </w:r>
       <w:r>
@@ -3127,10 +3392,10 @@
           <w:szCs w:val="28"/>
         </w:rPr>
         <w:object w:dxaOrig="279" w:dyaOrig="360" w14:anchorId="1CFC924B">
-          <v:shape id="_x0000_i1087" type="#_x0000_t75" style="width:13.75pt;height:18.15pt" o:ole="">
-            <v:imagedata r:id="rId65" o:title=""/>
+          <v:shape id="_x0000_i1054" type="#_x0000_t75" style="width:13.75pt;height:18.15pt" o:ole="">
+            <v:imagedata r:id="rId70" o:title=""/>
           </v:shape>
-          <o:OLEObject Type="Embed" ProgID="Equation.DSMT4" ShapeID="_x0000_i1087" DrawAspect="Content" ObjectID="_1824750552" r:id="rId66"/>
+          <o:OLEObject Type="Embed" ProgID="Equation.DSMT4" ShapeID="_x0000_i1054" DrawAspect="Content" ObjectID="_1825063472" r:id="rId71"/>
         </w:object>
       </w:r>
       <w:r>
@@ -3329,10 +3594,10 @@
           <w:szCs w:val="28"/>
         </w:rPr>
         <w:object w:dxaOrig="240" w:dyaOrig="620" w14:anchorId="0327D7FE">
-          <v:shape id="_x0000_i1093" type="#_x0000_t75" style="width:11.9pt;height:31.3pt" o:ole="">
-            <v:imagedata r:id="rId67" o:title=""/>
+          <v:shape id="_x0000_i1055" type="#_x0000_t75" style="width:11.9pt;height:31.3pt" o:ole="">
+            <v:imagedata r:id="rId72" o:title=""/>
           </v:shape>
-          <o:OLEObject Type="Embed" ProgID="Equation.DSMT4" ShapeID="_x0000_i1093" DrawAspect="Content" ObjectID="_1824750553" r:id="rId68"/>
+          <o:OLEObject Type="Embed" ProgID="Equation.DSMT4" ShapeID="_x0000_i1055" DrawAspect="Content" ObjectID="_1825063473" r:id="rId73"/>
         </w:object>
       </w:r>
       <w:r>
@@ -3404,10 +3669,10 @@
           <w:szCs w:val="28"/>
         </w:rPr>
         <w:object w:dxaOrig="3660" w:dyaOrig="680" w14:anchorId="6FEF983C">
-          <v:shape id="_x0000_i1097" type="#_x0000_t75" style="width:182.8pt;height:33.8pt" o:ole="">
-            <v:imagedata r:id="rId69" o:title=""/>
+          <v:shape id="_x0000_i1056" type="#_x0000_t75" style="width:182.8pt;height:33.8pt" o:ole="">
+            <v:imagedata r:id="rId74" o:title=""/>
           </v:shape>
-          <o:OLEObject Type="Embed" ProgID="Equation.DSMT4" ShapeID="_x0000_i1097" DrawAspect="Content" ObjectID="_1824750554" r:id="rId70"/>
+          <o:OLEObject Type="Embed" ProgID="Equation.DSMT4" ShapeID="_x0000_i1056" DrawAspect="Content" ObjectID="_1825063474" r:id="rId75"/>
         </w:object>
       </w:r>
     </w:p>
@@ -3444,11 +3709,9 @@
         </w:rPr>
         <w:t>.</w:t>
       </w:r>
-      <w:bookmarkStart w:id="8" w:name="_GoBack"/>
-      <w:bookmarkEnd w:id="8"/>
     </w:p>
     <w:sectPr>
-      <w:footerReference w:type="default" r:id="rId71"/>
+      <w:footerReference w:type="default" r:id="rId76"/>
       <w:pgSz w:w="11906" w:h="16838"/>
       <w:pgMar w:top="1440" w:right="1440" w:bottom="1440" w:left="1440" w:header="708" w:footer="708" w:gutter="0"/>
       <w:cols w:space="708"/>
@@ -3575,7 +3838,7 @@
         <v:path o:extrusionok="f" gradientshapeok="t" o:connecttype="rect"/>
         <o:lock v:ext="edit" aspectratio="t"/>
       </v:shapetype>
-      <v:shape id="_x0000_i1039" type="#_x0000_t75" style="width:24.4pt;height:19.4pt;visibility:visible;mso-wrap-style:square" o:bullet="t">
+      <v:shape id="_x0000_i1030" type="#_x0000_t75" style="width:24.4pt;height:19.4pt;visibility:visible;mso-wrap-style:square" o:bullet="t">
         <v:imagedata r:id="rId1" o:title=""/>
       </v:shape>
     </w:pict>
@@ -9299,7 +9562,7 @@
 </file>
 
 <file path=customXml/itemProps1.xml><?xml version="1.0" encoding="utf-8"?>
-<ds:datastoreItem xmlns:ds="http://schemas.openxmlformats.org/officeDocument/2006/customXml" ds:itemID="{A7604ED5-12CD-4EC3-88FF-67B5754AD8EE}">
+<ds:datastoreItem xmlns:ds="http://schemas.openxmlformats.org/officeDocument/2006/customXml" ds:itemID="{AAE454C8-A0E2-4731-8417-9C6ECE5C7205}">
   <ds:schemaRefs>
     <ds:schemaRef ds:uri="http://schemas.openxmlformats.org/officeDocument/2006/bibliography"/>
   </ds:schemaRefs>
